--- a/php/templates/template_china.docx
+++ b/php/templates/template_china.docx
@@ -2494,6 +2494,16 @@
                 <w:szCs w:val="18"/>
               </w:rPr>
               <w:t>_______________{ЭКСПЕДИТОР_ПОДПИСАНТ}</w:t>
+            </w:r>
+          </w:p>
+          <w:p>
+            <w:r>
+              <w:t xml:space="preserve">БИН: {ЭКСПЕДИТОР_БИН}</w:t>
+            </w:r>
+          </w:p>
+          <w:p>
+            <w:r>
+              <w:t xml:space="preserve">Почта для ЭДО: {ЭКСПЕДИТОР_ПОЧТА}</w:t>
             </w:r>
           </w:p>
         </w:tc>

--- a/php/templates/template_china.docx
+++ b/php/templates/template_china.docx
@@ -2469,6 +2469,16 @@
               <w:t>_______________{КЛИЕНТ_ПОДПИСАНТ}</w:t>
             </w:r>
           </w:p>
+          <w:p>
+            <w:r>
+              <w:t xml:space="preserve">БИН: {КЛИЕНТ_БИН}</w:t>
+            </w:r>
+          </w:p>
+          <w:p>
+            <w:r>
+              <w:t xml:space="preserve">Email: {КЛИЕНТ_ПОЧТА}</w:t>
+            </w:r>
+          </w:p>
         </w:tc>
         <w:tc>
           <w:tcPr>
@@ -2503,7 +2513,7 @@
           </w:p>
           <w:p>
             <w:r>
-              <w:t xml:space="preserve">Почта для ЭДО: {ЭКСПЕДИТОР_ПОЧТА}</w:t>
+              <w:t xml:space="preserve">Email: {ЭКСПЕДИТОР_ПОЧТА}</w:t>
             </w:r>
           </w:p>
         </w:tc>

--- a/php/templates/template_china.docx
+++ b/php/templates/template_china.docx
@@ -2259,7 +2259,7 @@
         <w:rPr>
           <w:rFonts w:ascii="Times New Roman" w:hAnsi="Times New Roman" w:cs="Times New Roman"/>
         </w:rPr>
-        <w:t xml:space="preserve">Если в течение срока действия Договора, заявки к настоящему Договору на момент поступления средств от клиента на счёт экспедитора произойдет повышение официального курса доллара США к национальной валюте (тенге), указанного на официальном сайте АО «Народный банк Казахстана» </w:t>
+        <w:t xml:space="preserve">Если в течение срока действия Договора, заявки к настоящему Договору на момент поступления средств от клиента на счёт экспедитора произойдет повышение официального курса доллара США к национальной валюте (тенге), указанного на официальном сайте {БАНК_ИНДЕКСАЦИИ}</w:t>
       </w:r>
       <w:hyperlink r:id="rId7">
         <w:r>
@@ -2267,7 +2267,7 @@
             <w:rStyle w:val="Hyperlink"/>
             <w:rFonts w:ascii="Times New Roman" w:hAnsi="Times New Roman" w:cs="Times New Roman"/>
           </w:rPr>
-          <w:t xml:space="preserve">-https://halykbank.kz/ru, </w:t>
+          <w:t xml:space="preserve">, </w:t>
         </w:r>
       </w:hyperlink>
       <w:r>
